--- a/Crowlumbo_How_To_Play.docx
+++ b/Crowlumbo_How_To_Play.docx
@@ -106,6 +106,19 @@
           <w:szCs w:val="22"/>
         </w:rPr>
         <w:t xml:space="preserve">Match 3 or more of the same tile in a row or column to clear them and make progress toward your Case File goal. Clear the goal before you run out of Leads (moves) to solve the case!</w:t>
+      </w:r>
+    </w:p>
+    <w:p>
+      <w:pPr>
+        <w:spacing w:after="120"/>
+      </w:pPr>
+      <w:r>
+        <w:rPr>
+          <w:color w:val="222222"/>
+          <w:sz w:val="22"/>
+          <w:szCs w:val="22"/>
+        </w:rPr>
+        <w:t xml:space="preserve">Most cases ask you to collect one specific character or item — but a few split the goal between two characters at once. Check the Case File bar at the top of the board; it always shows exactly what (and how many of each) you still need.</w:t>
       </w:r>
     </w:p>
     <w:p>
